--- a/TranscriptAnalysis/results_youtube/correlation_conventional/aXTtu4n37WI/aXTtu4n37WI_correlation_topics_n0_p15_m6.docx
+++ b/TranscriptAnalysis/results_youtube/correlation_conventional/aXTtu4n37WI/aXTtu4n37WI_correlation_topics_n0_p15_m6.docx
@@ -207,6 +207,23 @@
       </w:r>
     </w:p>
     <w:p>
+      <w:r>
+        <w:rPr>
+          <w:b/>
+        </w:rPr>
+        <w:t>Correlated (true): 3 (21.4%)</w:t>
+      </w:r>
+      <w:r>
+        <w:br/>
+      </w:r>
+      <w:r>
+        <w:rPr>
+          <w:b/>
+        </w:rPr>
+        <w:t>Score &gt;= 60: 3 (21.4%)</w:t>
+      </w:r>
+    </w:p>
+    <w:p>
       <w:pPr>
         <w:pStyle w:val="Heading3"/>
       </w:pPr>
@@ -214,156 +231,140 @@
         <w:t>Top 3 Correlated Comments:</w:t>
       </w:r>
     </w:p>
-    <w:tbl>
-      <w:tblPr>
-        <w:tblStyle w:val="TableGrid"/>
-        <w:tblW w:type="auto" w:w="0"/>
-        <w:tblLayout w:type="autofit"/>
-        <w:tblLook w:firstColumn="1" w:firstRow="1" w:lastColumn="0" w:lastRow="0" w:noHBand="0" w:noVBand="1" w:val="04A0"/>
-      </w:tblPr>
-      <w:tblGrid>
-        <w:gridCol w:w="2880"/>
-        <w:gridCol w:w="2880"/>
-        <w:gridCol w:w="2880"/>
-      </w:tblGrid>
-      <w:tr>
-        <w:tc>
-          <w:tcPr>
-            <w:tcW w:type="dxa" w:w="2880"/>
-          </w:tcPr>
-          <w:p>
-            <w:r>
-              <w:t>Score</w:t>
-            </w:r>
-          </w:p>
-        </w:tc>
-        <w:tc>
-          <w:tcPr>
-            <w:tcW w:type="dxa" w:w="2880"/>
-          </w:tcPr>
-          <w:p>
-            <w:r>
-              <w:t>Comment</w:t>
-            </w:r>
-          </w:p>
-        </w:tc>
-        <w:tc>
-          <w:tcPr>
-            <w:tcW w:type="dxa" w:w="2880"/>
-          </w:tcPr>
-          <w:p>
-            <w:r>
-              <w:t>Reason</w:t>
-            </w:r>
-          </w:p>
-        </w:tc>
-      </w:tr>
-      <w:tr>
-        <w:tc>
-          <w:tcPr>
-            <w:tcW w:type="dxa" w:w="2880"/>
-          </w:tcPr>
-          <w:p>
-            <w:r>
-              <w:t>80</w:t>
-            </w:r>
-          </w:p>
-        </w:tc>
-        <w:tc>
-          <w:tcPr>
-            <w:tcW w:type="dxa" w:w="2880"/>
-          </w:tcPr>
-          <w:p>
-            <w:r>
-              <w:t>you have to calibrate the compass in the GPS....I do not like GPS with compass...so much stuff interferes with them....not worth the hassle.</w:t>
-              <w:br/>
-              <w:br/>
-              <w:t>[Source](https://www.youtube.com/watch?v=aXTtu4n37WI)</w:t>
-            </w:r>
-          </w:p>
-        </w:tc>
-        <w:tc>
-          <w:tcPr>
-            <w:tcW w:type="dxa" w:w="2880"/>
-          </w:tcPr>
-          <w:p>
-            <w:r>
-              <w:t>The comment directly discusses configuring GPS settings and mentions calibrating the compass, which is a specific step described in the topic. Although the tone is negative, the content still strongly relates to the topic's focus on GPS configuration and troubleshooting.</w:t>
-            </w:r>
-          </w:p>
-        </w:tc>
-      </w:tr>
-      <w:tr>
-        <w:tc>
-          <w:tcPr>
-            <w:tcW w:type="dxa" w:w="2880"/>
-          </w:tcPr>
-          <w:p>
-            <w:r>
-              <w:t>80</w:t>
-            </w:r>
-          </w:p>
-        </w:tc>
-        <w:tc>
-          <w:tcPr>
-            <w:tcW w:type="dxa" w:w="2880"/>
-          </w:tcPr>
-          <w:p>
-            <w:r>
-              <w:t>So I got to wait for that gps tab to say not false ? Before it works?</w:t>
-              <w:br/>
-              <w:br/>
-              <w:t>[Source](https://www.youtube.com/watch?v=aXTtu4n37WI)</w:t>
-            </w:r>
-          </w:p>
-        </w:tc>
-        <w:tc>
-          <w:tcPr>
-            <w:tcW w:type="dxa" w:w="2880"/>
-          </w:tcPr>
-          <w:p>
-            <w:r>
-              <w:t>The comment directly references a specific setting (the GPS tab) and its status, which is related to the topic's description of configuring GPS settings on the Zeus board.</w:t>
-            </w:r>
-          </w:p>
-        </w:tc>
-      </w:tr>
-      <w:tr>
-        <w:tc>
-          <w:tcPr>
-            <w:tcW w:type="dxa" w:w="2880"/>
-          </w:tcPr>
-          <w:p>
-            <w:r>
-              <w:t>80</w:t>
-            </w:r>
-          </w:p>
-        </w:tc>
-        <w:tc>
-          <w:tcPr>
-            <w:tcW w:type="dxa" w:w="2880"/>
-          </w:tcPr>
-          <w:p>
-            <w:r>
-              <w:t>Thank you so much. It finally worked. The protocol was the problem. I had it on NMEA</w:t>
-              <w:br/>
-              <w:br/>
-              <w:t>[Source](https://www.youtube.com/watch?v=aXTtu4n37WI)</w:t>
-            </w:r>
-          </w:p>
-        </w:tc>
-        <w:tc>
-          <w:tcPr>
-            <w:tcW w:type="dxa" w:w="2880"/>
-          </w:tcPr>
-          <w:p>
-            <w:r>
-              <w:t>The comment mentions 'protocol' which is a key aspect of GPS configuration and troubleshooting, as described in the topic.</w:t>
-            </w:r>
-          </w:p>
-        </w:tc>
-      </w:tr>
-    </w:tbl>
+    <w:p>
+      <w:r>
+        <w:rPr>
+          <w:b/>
+        </w:rPr>
+        <w:t xml:space="preserve">Score: </w:t>
+      </w:r>
+      <w:r>
+        <w:t>80</w:t>
+      </w:r>
+    </w:p>
+    <w:p>
+      <w:r>
+        <w:rPr>
+          <w:b/>
+        </w:rPr>
+        <w:t xml:space="preserve">Comment: </w:t>
+      </w:r>
+      <w:r>
+        <w:t>you have to calibrate the compass in the GPS....I do not like GPS with compass...so much stuff interferes with them....not worth the hassle.</w:t>
+      </w:r>
+    </w:p>
+    <w:p>
+      <w:r>
+        <w:rPr>
+          <w:b/>
+        </w:rPr>
+        <w:t xml:space="preserve">Reason: </w:t>
+      </w:r>
+      <w:r>
+        <w:t>The comment directly discusses configuring GPS settings and mentions calibrating the compass, which is a specific step described in the topic. Although the tone is negative, the content still strongly relates to the topic's focus on GPS configuration and troubleshooting.</w:t>
+      </w:r>
+    </w:p>
+    <w:p>
+      <w:r>
+        <w:rPr>
+          <w:b/>
+        </w:rPr>
+        <w:t xml:space="preserve">Source: </w:t>
+      </w:r>
+      <w:r>
+        <w:t>https://www.youtube.com/watch?v=aXTtu4n37WI</w:t>
+      </w:r>
+    </w:p>
+    <w:p/>
+    <w:p>
+      <w:r>
+        <w:rPr>
+          <w:b/>
+        </w:rPr>
+        <w:t xml:space="preserve">Score: </w:t>
+      </w:r>
+      <w:r>
+        <w:t>80</w:t>
+      </w:r>
+    </w:p>
+    <w:p>
+      <w:r>
+        <w:rPr>
+          <w:b/>
+        </w:rPr>
+        <w:t xml:space="preserve">Comment: </w:t>
+      </w:r>
+      <w:r>
+        <w:t>So I got to wait for that gps tab to say not false ? Before it works?</w:t>
+      </w:r>
+    </w:p>
+    <w:p>
+      <w:r>
+        <w:rPr>
+          <w:b/>
+        </w:rPr>
+        <w:t xml:space="preserve">Reason: </w:t>
+      </w:r>
+      <w:r>
+        <w:t>The comment directly references a specific setting (the GPS tab) and its status, which is related to the topic's description of configuring GPS settings on the Zeus board.</w:t>
+      </w:r>
+    </w:p>
+    <w:p>
+      <w:r>
+        <w:rPr>
+          <w:b/>
+        </w:rPr>
+        <w:t xml:space="preserve">Source: </w:t>
+      </w:r>
+      <w:r>
+        <w:t>https://www.youtube.com/watch?v=aXTtu4n37WI</w:t>
+      </w:r>
+    </w:p>
+    <w:p/>
+    <w:p>
+      <w:r>
+        <w:rPr>
+          <w:b/>
+        </w:rPr>
+        <w:t xml:space="preserve">Score: </w:t>
+      </w:r>
+      <w:r>
+        <w:t>80</w:t>
+      </w:r>
+    </w:p>
+    <w:p>
+      <w:r>
+        <w:rPr>
+          <w:b/>
+        </w:rPr>
+        <w:t xml:space="preserve">Comment: </w:t>
+      </w:r>
+      <w:r>
+        <w:t>Thank you so much. It finally worked. The protocol was the problem. I had it on NMEA</w:t>
+      </w:r>
+    </w:p>
+    <w:p>
+      <w:r>
+        <w:rPr>
+          <w:b/>
+        </w:rPr>
+        <w:t xml:space="preserve">Reason: </w:t>
+      </w:r>
+      <w:r>
+        <w:t>The comment mentions 'protocol' which is a key aspect of GPS configuration and troubleshooting, as described in the topic.</w:t>
+      </w:r>
+    </w:p>
+    <w:p>
+      <w:r>
+        <w:rPr>
+          <w:b/>
+        </w:rPr>
+        <w:t xml:space="preserve">Source: </w:t>
+      </w:r>
+      <w:r>
+        <w:t>https://www.youtube.com/watch?v=aXTtu4n37WI</w:t>
+      </w:r>
+    </w:p>
     <w:p/>
     <w:p>
       <w:pPr>
@@ -516,6 +517,23 @@
           <w:i/>
         </w:rPr>
         <w:t>Description: The speaker explains the OSD settings on the Zeus board and how to configure modes.</w:t>
+      </w:r>
+    </w:p>
+    <w:p>
+      <w:r>
+        <w:rPr>
+          <w:b/>
+        </w:rPr>
+        <w:t>Correlated (true): 0 (0.0%)</w:t>
+      </w:r>
+      <w:r>
+        <w:br/>
+      </w:r>
+      <w:r>
+        <w:rPr>
+          <w:b/>
+        </w:rPr>
+        <w:t>Score &gt;= 60: 0 (0.0%)</w:t>
       </w:r>
     </w:p>
     <w:p>
@@ -678,6 +696,23 @@
           <w:i/>
         </w:rPr>
         <w:t>Description: The speaker discusses their experience with the Zeus board and its overheating issues.</w:t>
+      </w:r>
+    </w:p>
+    <w:p>
+      <w:r>
+        <w:rPr>
+          <w:b/>
+        </w:rPr>
+        <w:t>Correlated (true): 0 (0.0%)</w:t>
+      </w:r>
+      <w:r>
+        <w:br/>
+      </w:r>
+      <w:r>
+        <w:rPr>
+          <w:b/>
+        </w:rPr>
+        <w:t>Score &gt;= 60: 0 (0.0%)</w:t>
       </w:r>
     </w:p>
     <w:p>

--- a/TranscriptAnalysis/results_youtube/correlation_conventional/aXTtu4n37WI/aXTtu4n37WI_correlation_topics_n0_p15_m6.docx
+++ b/TranscriptAnalysis/results_youtube/correlation_conventional/aXTtu4n37WI/aXTtu4n37WI_correlation_topics_n0_p15_m6.docx
@@ -221,6 +221,15 @@
           <w:b/>
         </w:rPr>
         <w:t>Score &gt;= 60: 3 (21.4%)</w:t>
+      </w:r>
+      <w:r>
+        <w:br/>
+      </w:r>
+      <w:r>
+        <w:rPr>
+          <w:b/>
+        </w:rPr>
+        <w:t>Average Score (of valid matches): 80.00</w:t>
       </w:r>
     </w:p>
     <w:p>
@@ -535,6 +544,15 @@
         </w:rPr>
         <w:t>Score &gt;= 60: 0 (0.0%)</w:t>
       </w:r>
+      <w:r>
+        <w:br/>
+      </w:r>
+      <w:r>
+        <w:rPr>
+          <w:b/>
+        </w:rPr>
+        <w:t>Average Score (of valid matches): 0.00</w:t>
+      </w:r>
     </w:p>
     <w:p>
       <w:pPr>
@@ -713,6 +731,15 @@
           <w:b/>
         </w:rPr>
         <w:t>Score &gt;= 60: 0 (0.0%)</w:t>
+      </w:r>
+      <w:r>
+        <w:br/>
+      </w:r>
+      <w:r>
+        <w:rPr>
+          <w:b/>
+        </w:rPr>
+        <w:t>Average Score (of valid matches): 0.00</w:t>
       </w:r>
     </w:p>
     <w:p>
